--- a/Документ Microsoft Word.docx
+++ b/Документ Microsoft Word.docx
@@ -164,13 +164,7 @@
               <w:rPr>
                 <w:lang w:val="en-US"/>
               </w:rPr>
-              <w:t>a =</w:t>
-            </w:r>
-            <w:r>
-              <w:rPr>
-                <w:lang w:val="en-US"/>
-              </w:rPr>
-              <w:t xml:space="preserve"> 2, n = 0</w:t>
+              <w:t>a = 2, n = 0</w:t>
             </w:r>
           </w:p>
         </w:tc>
@@ -231,25 +225,7 @@
               <w:rPr>
                 <w:lang w:val="en-US"/>
               </w:rPr>
-              <w:t xml:space="preserve">a = </w:t>
-            </w:r>
-            <w:r>
-              <w:rPr>
-                <w:lang w:val="en-US"/>
-              </w:rPr>
-              <w:t>2</w:t>
-            </w:r>
-            <w:r>
-              <w:rPr>
-                <w:lang w:val="en-US"/>
-              </w:rPr>
-              <w:t xml:space="preserve">, n = </w:t>
-            </w:r>
-            <w:r>
-              <w:rPr>
-                <w:lang w:val="en-US"/>
-              </w:rPr>
-              <w:t>-2</w:t>
+              <w:t>a = 2, n = -2</w:t>
             </w:r>
           </w:p>
         </w:tc>
@@ -277,10 +253,7 @@
           </w:tcPr>
           <w:p>
             <w:r>
-              <w:t xml:space="preserve">негативный </w:t>
-            </w:r>
-            <w:r>
-              <w:t>по знаку степени, отрицательная степень</w:t>
+              <w:t>негативный по знаку степени, отрицательная степень</w:t>
             </w:r>
           </w:p>
         </w:tc>
@@ -313,19 +286,7 @@
               <w:rPr>
                 <w:lang w:val="en-US"/>
               </w:rPr>
-              <w:t xml:space="preserve">a = </w:t>
-            </w:r>
-            <w:r>
-              <w:rPr>
-                <w:lang w:val="en-US"/>
-              </w:rPr>
-              <w:t>-2</w:t>
-            </w:r>
-            <w:r>
-              <w:rPr>
-                <w:lang w:val="en-US"/>
-              </w:rPr>
-              <w:t xml:space="preserve">, n = </w:t>
+              <w:t xml:space="preserve">a = -2, n = </w:t>
             </w:r>
             <w:r>
               <w:rPr>
@@ -398,25 +359,7 @@
               <w:rPr>
                 <w:lang w:val="en-US"/>
               </w:rPr>
-              <w:t xml:space="preserve">a = </w:t>
-            </w:r>
-            <w:r>
-              <w:rPr>
-                <w:lang w:val="en-US"/>
-              </w:rPr>
-              <w:t>-2</w:t>
-            </w:r>
-            <w:r>
-              <w:rPr>
-                <w:lang w:val="en-US"/>
-              </w:rPr>
-              <w:t xml:space="preserve">, n = </w:t>
-            </w:r>
-            <w:r>
-              <w:rPr>
-                <w:lang w:val="en-US"/>
-              </w:rPr>
-              <w:t>2</w:t>
+              <w:t>a = -2, n = 2</w:t>
             </w:r>
           </w:p>
         </w:tc>
@@ -483,44 +426,26 @@
               <w:rPr>
                 <w:lang w:val="en-US"/>
               </w:rPr>
-              <w:t xml:space="preserve">a = </w:t>
-            </w:r>
+              <w:t>a = 0, n = 5</w:t>
+            </w:r>
+          </w:p>
+        </w:tc>
+        <w:tc>
+          <w:tcPr>
+            <w:tcW w:w="2551" w:type="dxa"/>
+          </w:tcPr>
+          <w:p>
+            <w:pPr>
+              <w:rPr>
+                <w:lang w:val="en-US"/>
+              </w:rPr>
+            </w:pPr>
             <w:r>
               <w:rPr>
                 <w:lang w:val="en-US"/>
               </w:rPr>
               <w:t>0</w:t>
             </w:r>
-            <w:r>
-              <w:rPr>
-                <w:lang w:val="en-US"/>
-              </w:rPr>
-              <w:t xml:space="preserve">, n = </w:t>
-            </w:r>
-            <w:r>
-              <w:rPr>
-                <w:lang w:val="en-US"/>
-              </w:rPr>
-              <w:t>5</w:t>
-            </w:r>
-          </w:p>
-        </w:tc>
-        <w:tc>
-          <w:tcPr>
-            <w:tcW w:w="2551" w:type="dxa"/>
-          </w:tcPr>
-          <w:p>
-            <w:pPr>
-              <w:rPr>
-                <w:lang w:val="en-US"/>
-              </w:rPr>
-            </w:pPr>
-            <w:r>
-              <w:rPr>
-                <w:lang w:val="en-US"/>
-              </w:rPr>
-              <w:t>0</w:t>
-            </w:r>
           </w:p>
         </w:tc>
         <w:tc>
@@ -562,25 +487,7 @@
               <w:rPr>
                 <w:lang w:val="en-US"/>
               </w:rPr>
-              <w:t xml:space="preserve">a = </w:t>
-            </w:r>
-            <w:r>
-              <w:rPr>
-                <w:lang w:val="en-US"/>
-              </w:rPr>
-              <w:t>1.2345</w:t>
-            </w:r>
-            <w:r>
-              <w:rPr>
-                <w:lang w:val="en-US"/>
-              </w:rPr>
-              <w:t xml:space="preserve">, n = </w:t>
-            </w:r>
-            <w:r>
-              <w:rPr>
-                <w:lang w:val="en-US"/>
-              </w:rPr>
-              <w:t>2</w:t>
+              <w:t>a = 1.2345, n = 2</w:t>
             </w:r>
           </w:p>
         </w:tc>
@@ -734,16 +641,7 @@
               <w:t xml:space="preserve">: </w:t>
             </w:r>
             <w:r>
-              <w:t>все символы введены,</w:t>
-            </w:r>
-            <w:r>
-              <w:t xml:space="preserve"> минимальная</w:t>
-            </w:r>
-            <w:r>
-              <w:t xml:space="preserve"> длинна </w:t>
-            </w:r>
-            <w:r>
-              <w:t>= 8</w:t>
+              <w:t>все символы введены, минимальная длинна = 8</w:t>
             </w:r>
           </w:p>
         </w:tc>
@@ -810,16 +708,7 @@
               <w:t xml:space="preserve">: </w:t>
             </w:r>
             <w:r>
-              <w:t>все символы введены,</w:t>
-            </w:r>
-            <w:r>
-              <w:t xml:space="preserve"> максимальная</w:t>
-            </w:r>
-            <w:r>
-              <w:t xml:space="preserve"> длинна </w:t>
-            </w:r>
-            <w:r>
-              <w:t>=</w:t>
+              <w:t>все символы введены, максимальная длинна =</w:t>
             </w:r>
             <w:r>
               <w:t xml:space="preserve"> 30</w:t>
@@ -1030,10 +919,7 @@
           </w:tcPr>
           <w:p>
             <w:r>
-              <w:t>Негативный:</w:t>
-            </w:r>
-            <w:r>
-              <w:t xml:space="preserve"> нет цифры</w:t>
+              <w:t>Негативный: нет цифры</w:t>
             </w:r>
           </w:p>
         </w:tc>
@@ -1086,10 +972,7 @@
           </w:tcPr>
           <w:p>
             <w:r>
-              <w:t>Негативный:</w:t>
-            </w:r>
-            <w:r>
-              <w:t xml:space="preserve"> нет спецсимвола</w:t>
+              <w:t>Негативный: нет спецсимвола</w:t>
             </w:r>
           </w:p>
         </w:tc>
@@ -1142,10 +1025,7 @@
           </w:tcPr>
           <w:p>
             <w:r>
-              <w:t>Негативный:</w:t>
-            </w:r>
-            <w:r>
-              <w:t xml:space="preserve"> нет прописной буквы</w:t>
+              <w:t>Негативный: нет прописной буквы</w:t>
             </w:r>
           </w:p>
         </w:tc>
@@ -1198,10 +1078,7 @@
           </w:tcPr>
           <w:p>
             <w:r>
-              <w:t>Негативный:</w:t>
-            </w:r>
-            <w:r>
-              <w:t xml:space="preserve"> нет строчной буквы</w:t>
+              <w:t>Негативный: нет строчной буквы</w:t>
             </w:r>
           </w:p>
         </w:tc>
@@ -1260,10 +1137,7 @@
           </w:tcPr>
           <w:p>
             <w:r>
-              <w:t>Негативный:</w:t>
-            </w:r>
-            <w:r>
-              <w:t xml:space="preserve"> введен недопустимый символ</w:t>
+              <w:t>Негативный: введен недопустимый символ</w:t>
             </w:r>
           </w:p>
         </w:tc>
@@ -1296,10 +1170,7 @@
               <w:t>""</w:t>
             </w:r>
             <w:r>
-              <w:t xml:space="preserve"> -  </w:t>
-            </w:r>
-            <w:r>
-              <w:t>пустая строка</w:t>
+              <w:t xml:space="preserve"> -  пустая строка</w:t>
             </w:r>
           </w:p>
         </w:tc>
@@ -1322,10 +1193,7 @@
           </w:tcPr>
           <w:p>
             <w:r>
-              <w:t>Негативный:</w:t>
-            </w:r>
-            <w:r>
-              <w:t xml:space="preserve"> введена пустая строка</w:t>
+              <w:t>Негативный: введена пустая строка</w:t>
             </w:r>
           </w:p>
         </w:tc>
@@ -1378,10 +1246,7 @@
               </w:rPr>
             </w:pPr>
             <w:r>
-              <w:t>Негативный:</w:t>
-            </w:r>
-            <w:r>
-              <w:t xml:space="preserve"> </w:t>
+              <w:t xml:space="preserve">Негативный: </w:t>
             </w:r>
             <w:r>
               <w:rPr>
@@ -1924,762 +1789,1546 @@
               </w:rPr>
               <w:t>a = 1.2345, n = 2</w:t>
             </w:r>
+          </w:p>
+        </w:tc>
+        <w:tc>
+          <w:tcPr>
+            <w:tcW w:w="2551" w:type="dxa"/>
+          </w:tcPr>
+          <w:p>
+            <w:pPr>
+              <w:rPr>
+                <w:lang w:val="en-US"/>
+              </w:rPr>
+            </w:pPr>
+            <w:r>
+              <w:rPr>
+                <w:lang w:val="en-US"/>
+              </w:rPr>
+              <w:t>1.524</w:t>
+            </w:r>
+          </w:p>
+        </w:tc>
+        <w:tc>
+          <w:tcPr>
+            <w:tcW w:w="5493" w:type="dxa"/>
+          </w:tcPr>
+          <w:p>
+            <w:pPr>
+              <w:rPr>
+                <w:lang w:val="en-US"/>
+              </w:rPr>
+            </w:pPr>
+            <w:r>
+              <w:rPr>
+                <w:lang w:val="en-US"/>
+              </w:rPr>
+              <w:t>1.524</w:t>
+            </w:r>
+          </w:p>
+        </w:tc>
+      </w:tr>
+      <w:tr>
+        <w:tc>
+          <w:tcPr>
+            <w:tcW w:w="1413" w:type="dxa"/>
+          </w:tcPr>
+          <w:p>
+            <w:pPr>
+              <w:rPr>
+                <w:lang w:val="en-US"/>
+              </w:rPr>
+            </w:pPr>
+            <w:r>
+              <w:rPr>
+                <w:lang w:val="en-US"/>
+              </w:rPr>
+              <w:t>2.1</w:t>
+            </w:r>
+          </w:p>
+        </w:tc>
+        <w:tc>
+          <w:tcPr>
+            <w:tcW w:w="5103" w:type="dxa"/>
+          </w:tcPr>
+          <w:p>
+            <w:r>
+              <w:t>Asdrr1rff!</w:t>
+            </w:r>
+          </w:p>
+        </w:tc>
+        <w:tc>
+          <w:tcPr>
+            <w:tcW w:w="2551" w:type="dxa"/>
+          </w:tcPr>
+          <w:p>
+            <w:pPr>
+              <w:rPr>
+                <w:lang w:val="en-US"/>
+              </w:rPr>
+            </w:pPr>
+            <w:r>
+              <w:rPr>
+                <w:lang w:val="en-US"/>
+              </w:rPr>
+              <w:t>true</w:t>
+            </w:r>
+          </w:p>
+        </w:tc>
+        <w:tc>
+          <w:tcPr>
+            <w:tcW w:w="5493" w:type="dxa"/>
+          </w:tcPr>
+          <w:p>
+            <w:pPr>
+              <w:rPr>
+                <w:lang w:val="en-US"/>
+              </w:rPr>
+            </w:pPr>
+            <w:r>
+              <w:rPr>
+                <w:lang w:val="en-US"/>
+              </w:rPr>
+              <w:t>true</w:t>
+            </w:r>
+          </w:p>
+        </w:tc>
+      </w:tr>
+      <w:tr>
+        <w:tc>
+          <w:tcPr>
+            <w:tcW w:w="1413" w:type="dxa"/>
+          </w:tcPr>
+          <w:p>
+            <w:pPr>
+              <w:rPr>
+                <w:lang w:val="en-US"/>
+              </w:rPr>
+            </w:pPr>
+            <w:r>
+              <w:rPr>
+                <w:lang w:val="en-US"/>
+              </w:rPr>
+              <w:t>2.2</w:t>
+            </w:r>
+          </w:p>
+        </w:tc>
+        <w:tc>
+          <w:tcPr>
+            <w:tcW w:w="5103" w:type="dxa"/>
+          </w:tcPr>
+          <w:p>
+            <w:r>
+              <w:t>As!r1rrd</w:t>
+            </w:r>
+          </w:p>
+        </w:tc>
+        <w:tc>
+          <w:tcPr>
+            <w:tcW w:w="2551" w:type="dxa"/>
+          </w:tcPr>
+          <w:p>
+            <w:r>
+              <w:rPr>
+                <w:lang w:val="en-US"/>
+              </w:rPr>
+              <w:t>true</w:t>
+            </w:r>
+          </w:p>
+        </w:tc>
+        <w:tc>
+          <w:tcPr>
+            <w:tcW w:w="5493" w:type="dxa"/>
+          </w:tcPr>
+          <w:p>
+            <w:r>
+              <w:rPr>
+                <w:lang w:val="en-US"/>
+              </w:rPr>
+              <w:t>true</w:t>
+            </w:r>
+          </w:p>
+        </w:tc>
+      </w:tr>
+      <w:tr>
+        <w:tc>
+          <w:tcPr>
+            <w:tcW w:w="1413" w:type="dxa"/>
+          </w:tcPr>
+          <w:p>
+            <w:pPr>
+              <w:rPr>
+                <w:lang w:val="en-US"/>
+              </w:rPr>
+            </w:pPr>
+            <w:r>
+              <w:rPr>
+                <w:lang w:val="en-US"/>
+              </w:rPr>
+              <w:t>2.3</w:t>
+            </w:r>
+          </w:p>
+        </w:tc>
+        <w:tc>
+          <w:tcPr>
+            <w:tcW w:w="5103" w:type="dxa"/>
+          </w:tcPr>
+          <w:p>
+            <w:pPr>
+              <w:rPr>
+                <w:lang w:val="en-US"/>
+              </w:rPr>
+            </w:pPr>
+            <w:r>
+              <w:rPr>
+                <w:lang w:val="en-US"/>
+              </w:rPr>
+              <w:t>Asdff!Asd1ff!Asdff!Asd!qqqqqqq</w:t>
+            </w:r>
+          </w:p>
+        </w:tc>
+        <w:tc>
+          <w:tcPr>
+            <w:tcW w:w="2551" w:type="dxa"/>
+          </w:tcPr>
+          <w:p>
+            <w:r>
+              <w:rPr>
+                <w:lang w:val="en-US"/>
+              </w:rPr>
+              <w:t>true</w:t>
+            </w:r>
+          </w:p>
+        </w:tc>
+        <w:tc>
+          <w:tcPr>
+            <w:tcW w:w="5493" w:type="dxa"/>
+          </w:tcPr>
+          <w:p>
+            <w:r>
+              <w:rPr>
+                <w:lang w:val="en-US"/>
+              </w:rPr>
+              <w:t>true</w:t>
+            </w:r>
+          </w:p>
+        </w:tc>
+      </w:tr>
+      <w:tr>
+        <w:tc>
+          <w:tcPr>
+            <w:tcW w:w="1413" w:type="dxa"/>
+          </w:tcPr>
+          <w:p>
+            <w:pPr>
+              <w:rPr>
+                <w:lang w:val="en-US"/>
+              </w:rPr>
+            </w:pPr>
+            <w:r>
+              <w:rPr>
+                <w:lang w:val="en-US"/>
+              </w:rPr>
+              <w:t>2.4</w:t>
+            </w:r>
+          </w:p>
+        </w:tc>
+        <w:tc>
+          <w:tcPr>
+            <w:tcW w:w="5103" w:type="dxa"/>
+          </w:tcPr>
+          <w:p>
+            <w:r>
+              <w:t>A1sdff!</w:t>
+            </w:r>
+          </w:p>
+        </w:tc>
+        <w:tc>
+          <w:tcPr>
+            <w:tcW w:w="2551" w:type="dxa"/>
+          </w:tcPr>
+          <w:p>
+            <w:r>
+              <w:rPr>
+                <w:lang w:val="en-US"/>
+              </w:rPr>
+              <w:t>true</w:t>
+            </w:r>
+          </w:p>
+        </w:tc>
+        <w:tc>
+          <w:tcPr>
+            <w:tcW w:w="5493" w:type="dxa"/>
+          </w:tcPr>
+          <w:p>
+            <w:r>
+              <w:rPr>
+                <w:lang w:val="en-US"/>
+              </w:rPr>
+              <w:t>true</w:t>
+            </w:r>
+          </w:p>
+        </w:tc>
+      </w:tr>
+      <w:tr>
+        <w:tc>
+          <w:tcPr>
+            <w:tcW w:w="1413" w:type="dxa"/>
+          </w:tcPr>
+          <w:p>
+            <w:pPr>
+              <w:rPr>
+                <w:lang w:val="en-US"/>
+              </w:rPr>
+            </w:pPr>
+            <w:r>
+              <w:rPr>
+                <w:lang w:val="en-US"/>
+              </w:rPr>
+              <w:t>2.5</w:t>
+            </w:r>
+          </w:p>
+        </w:tc>
+        <w:tc>
+          <w:tcPr>
+            <w:tcW w:w="5103" w:type="dxa"/>
+          </w:tcPr>
+          <w:p>
+            <w:pPr>
+              <w:rPr>
+                <w:lang w:val="en-US"/>
+              </w:rPr>
+            </w:pPr>
+            <w:r>
+              <w:rPr>
+                <w:lang w:val="en-US"/>
+              </w:rPr>
+              <w:t>As1dff!Asdff!Asdff!Asd!Asdff!Asdff!Asdff!Asd!Asdff</w:t>
+            </w:r>
+          </w:p>
+        </w:tc>
+        <w:tc>
+          <w:tcPr>
+            <w:tcW w:w="2551" w:type="dxa"/>
+          </w:tcPr>
+          <w:p>
+            <w:pPr>
+              <w:rPr>
+                <w:lang w:val="en-US"/>
+              </w:rPr>
+            </w:pPr>
+            <w:r>
+              <w:rPr>
+                <w:lang w:val="en-US"/>
+              </w:rPr>
+              <w:t>false</w:t>
+            </w:r>
+          </w:p>
+        </w:tc>
+        <w:tc>
+          <w:tcPr>
+            <w:tcW w:w="5493" w:type="dxa"/>
+          </w:tcPr>
+          <w:p>
+            <w:pPr>
+              <w:rPr>
+                <w:lang w:val="en-US"/>
+              </w:rPr>
+            </w:pPr>
+            <w:r>
+              <w:rPr>
+                <w:lang w:val="en-US"/>
+              </w:rPr>
+              <w:t>false</w:t>
+            </w:r>
+          </w:p>
+        </w:tc>
+      </w:tr>
+      <w:tr>
+        <w:tc>
+          <w:tcPr>
+            <w:tcW w:w="1413" w:type="dxa"/>
+          </w:tcPr>
+          <w:p>
+            <w:pPr>
+              <w:rPr>
+                <w:lang w:val="en-US"/>
+              </w:rPr>
+            </w:pPr>
+            <w:r>
+              <w:rPr>
+                <w:lang w:val="en-US"/>
+              </w:rPr>
+              <w:t>2.6</w:t>
+            </w:r>
+          </w:p>
+        </w:tc>
+        <w:tc>
+          <w:tcPr>
+            <w:tcW w:w="5103" w:type="dxa"/>
+          </w:tcPr>
+          <w:p>
+            <w:proofErr w:type="spellStart"/>
+            <w:r>
+              <w:t>As!rrrdff</w:t>
+            </w:r>
+            <w:proofErr w:type="spellEnd"/>
+          </w:p>
+        </w:tc>
+        <w:tc>
+          <w:tcPr>
+            <w:tcW w:w="2551" w:type="dxa"/>
+          </w:tcPr>
+          <w:p>
+            <w:r>
+              <w:rPr>
+                <w:lang w:val="en-US"/>
+              </w:rPr>
+              <w:t>false</w:t>
+            </w:r>
+          </w:p>
+        </w:tc>
+        <w:tc>
+          <w:tcPr>
+            <w:tcW w:w="5493" w:type="dxa"/>
+          </w:tcPr>
+          <w:p>
+            <w:r>
+              <w:rPr>
+                <w:lang w:val="en-US"/>
+              </w:rPr>
+              <w:t>false</w:t>
+            </w:r>
+          </w:p>
+        </w:tc>
+      </w:tr>
+      <w:tr>
+        <w:tc>
+          <w:tcPr>
+            <w:tcW w:w="1413" w:type="dxa"/>
+          </w:tcPr>
+          <w:p>
+            <w:pPr>
+              <w:rPr>
+                <w:lang w:val="en-US"/>
+              </w:rPr>
+            </w:pPr>
+            <w:r>
+              <w:rPr>
+                <w:lang w:val="en-US"/>
+              </w:rPr>
+              <w:t>2.7</w:t>
+            </w:r>
+          </w:p>
+        </w:tc>
+        <w:tc>
+          <w:tcPr>
+            <w:tcW w:w="5103" w:type="dxa"/>
+          </w:tcPr>
+          <w:p>
+            <w:r>
+              <w:t>Asd1aaaff</w:t>
+            </w:r>
+          </w:p>
+        </w:tc>
+        <w:tc>
+          <w:tcPr>
+            <w:tcW w:w="2551" w:type="dxa"/>
+          </w:tcPr>
+          <w:p>
+            <w:r>
+              <w:rPr>
+                <w:lang w:val="en-US"/>
+              </w:rPr>
+              <w:t>false</w:t>
+            </w:r>
+          </w:p>
+        </w:tc>
+        <w:tc>
+          <w:tcPr>
+            <w:tcW w:w="5493" w:type="dxa"/>
+          </w:tcPr>
+          <w:p>
+            <w:r>
+              <w:rPr>
+                <w:lang w:val="en-US"/>
+              </w:rPr>
+              <w:t>false</w:t>
+            </w:r>
+          </w:p>
+        </w:tc>
+      </w:tr>
+      <w:tr>
+        <w:tc>
+          <w:tcPr>
+            <w:tcW w:w="1413" w:type="dxa"/>
+          </w:tcPr>
+          <w:p>
+            <w:pPr>
+              <w:rPr>
+                <w:lang w:val="en-US"/>
+              </w:rPr>
+            </w:pPr>
+            <w:r>
+              <w:rPr>
+                <w:lang w:val="en-US"/>
+              </w:rPr>
+              <w:t>2.8</w:t>
+            </w:r>
+          </w:p>
+        </w:tc>
+        <w:tc>
+          <w:tcPr>
+            <w:tcW w:w="5103" w:type="dxa"/>
+          </w:tcPr>
+          <w:p>
+            <w:r>
+              <w:t>ASDFG1HJKL!</w:t>
+            </w:r>
+          </w:p>
+        </w:tc>
+        <w:tc>
+          <w:tcPr>
+            <w:tcW w:w="2551" w:type="dxa"/>
+          </w:tcPr>
+          <w:p>
+            <w:r>
+              <w:rPr>
+                <w:lang w:val="en-US"/>
+              </w:rPr>
+              <w:t>false</w:t>
+            </w:r>
+          </w:p>
+        </w:tc>
+        <w:tc>
+          <w:tcPr>
+            <w:tcW w:w="5493" w:type="dxa"/>
+          </w:tcPr>
+          <w:p>
+            <w:r>
+              <w:rPr>
+                <w:lang w:val="en-US"/>
+              </w:rPr>
+              <w:t>false</w:t>
+            </w:r>
+          </w:p>
+        </w:tc>
+      </w:tr>
+      <w:tr>
+        <w:tc>
+          <w:tcPr>
+            <w:tcW w:w="1413" w:type="dxa"/>
+          </w:tcPr>
+          <w:p>
+            <w:pPr>
+              <w:rPr>
+                <w:lang w:val="en-US"/>
+              </w:rPr>
+            </w:pPr>
+            <w:r>
+              <w:rPr>
+                <w:lang w:val="en-US"/>
+              </w:rPr>
+              <w:t>2.9</w:t>
+            </w:r>
+          </w:p>
+        </w:tc>
+        <w:tc>
+          <w:tcPr>
+            <w:tcW w:w="5103" w:type="dxa"/>
+          </w:tcPr>
+          <w:p>
+            <w:r>
+              <w:t>aaaa1sdff!</w:t>
+            </w:r>
+          </w:p>
+        </w:tc>
+        <w:tc>
+          <w:tcPr>
+            <w:tcW w:w="2551" w:type="dxa"/>
+          </w:tcPr>
+          <w:p>
+            <w:r>
+              <w:rPr>
+                <w:lang w:val="en-US"/>
+              </w:rPr>
+              <w:t>false</w:t>
+            </w:r>
+          </w:p>
+        </w:tc>
+        <w:tc>
+          <w:tcPr>
+            <w:tcW w:w="5493" w:type="dxa"/>
+          </w:tcPr>
+          <w:p>
+            <w:r>
+              <w:rPr>
+                <w:lang w:val="en-US"/>
+              </w:rPr>
+              <w:t>false</w:t>
+            </w:r>
+          </w:p>
+        </w:tc>
+      </w:tr>
+      <w:tr>
+        <w:tc>
+          <w:tcPr>
+            <w:tcW w:w="1413" w:type="dxa"/>
+          </w:tcPr>
+          <w:p>
+            <w:pPr>
+              <w:rPr>
+                <w:lang w:val="en-US"/>
+              </w:rPr>
+            </w:pPr>
+            <w:r>
+              <w:rPr>
+                <w:lang w:val="en-US"/>
+              </w:rPr>
+              <w:t>2.10</w:t>
+            </w:r>
+          </w:p>
+        </w:tc>
+        <w:tc>
+          <w:tcPr>
+            <w:tcW w:w="5103" w:type="dxa"/>
+          </w:tcPr>
+          <w:p>
+            <w:r>
+              <w:rPr>
+                <w:lang w:val="en-US"/>
+              </w:rPr>
+              <w:t>A</w:t>
+            </w:r>
+            <w:r>
+              <w:t>aaa1sdffё!</w:t>
+            </w:r>
+          </w:p>
+        </w:tc>
+        <w:tc>
+          <w:tcPr>
+            <w:tcW w:w="2551" w:type="dxa"/>
+          </w:tcPr>
+          <w:p>
+            <w:r>
+              <w:rPr>
+                <w:lang w:val="en-US"/>
+              </w:rPr>
+              <w:t>false</w:t>
+            </w:r>
+          </w:p>
+        </w:tc>
+        <w:tc>
+          <w:tcPr>
+            <w:tcW w:w="5493" w:type="dxa"/>
+          </w:tcPr>
+          <w:p>
+            <w:r>
+              <w:rPr>
+                <w:lang w:val="en-US"/>
+              </w:rPr>
+              <w:t>false</w:t>
+            </w:r>
+          </w:p>
+        </w:tc>
+      </w:tr>
+      <w:tr>
+        <w:tc>
+          <w:tcPr>
+            <w:tcW w:w="1413" w:type="dxa"/>
+          </w:tcPr>
+          <w:p>
+            <w:pPr>
+              <w:rPr>
+                <w:lang w:val="en-US"/>
+              </w:rPr>
+            </w:pPr>
+            <w:r>
+              <w:rPr>
+                <w:lang w:val="en-US"/>
+              </w:rPr>
+              <w:t>2.11</w:t>
+            </w:r>
+          </w:p>
+        </w:tc>
+        <w:tc>
+          <w:tcPr>
+            <w:tcW w:w="5103" w:type="dxa"/>
+          </w:tcPr>
+          <w:p>
+            <w:r>
+              <w:t>""</w:t>
+            </w:r>
+            <w:r>
+              <w:t xml:space="preserve"> -  пустая строка</w:t>
+            </w:r>
+          </w:p>
+        </w:tc>
+        <w:tc>
+          <w:tcPr>
+            <w:tcW w:w="2551" w:type="dxa"/>
+          </w:tcPr>
+          <w:p>
+            <w:r>
+              <w:rPr>
+                <w:lang w:val="en-US"/>
+              </w:rPr>
+              <w:t>false</w:t>
+            </w:r>
+          </w:p>
+        </w:tc>
+        <w:tc>
+          <w:tcPr>
+            <w:tcW w:w="5493" w:type="dxa"/>
+          </w:tcPr>
+          <w:p>
+            <w:r>
+              <w:rPr>
+                <w:lang w:val="en-US"/>
+              </w:rPr>
+              <w:t>false</w:t>
+            </w:r>
+          </w:p>
+        </w:tc>
+      </w:tr>
+      <w:tr>
+        <w:tc>
+          <w:tcPr>
+            <w:tcW w:w="1413" w:type="dxa"/>
+          </w:tcPr>
+          <w:p>
+            <w:r>
+              <w:t>2.12</w:t>
+            </w:r>
+          </w:p>
+        </w:tc>
+        <w:tc>
+          <w:tcPr>
+            <w:tcW w:w="5103" w:type="dxa"/>
+          </w:tcPr>
+          <w:p>
+            <w:r>
+              <w:rPr>
+                <w:lang w:val="en-US"/>
+              </w:rPr>
+              <w:t>null</w:t>
+            </w:r>
+          </w:p>
+        </w:tc>
+        <w:tc>
+          <w:tcPr>
+            <w:tcW w:w="2551" w:type="dxa"/>
+          </w:tcPr>
+          <w:p>
+            <w:r>
+              <w:rPr>
+                <w:lang w:val="en-US"/>
+              </w:rPr>
+              <w:t>false</w:t>
+            </w:r>
+          </w:p>
+        </w:tc>
+        <w:tc>
+          <w:tcPr>
+            <w:tcW w:w="5493" w:type="dxa"/>
+          </w:tcPr>
+          <w:p>
+            <w:r>
+              <w:rPr>
+                <w:lang w:val="en-US"/>
+              </w:rPr>
+              <w:t>false</w:t>
+            </w:r>
+          </w:p>
+        </w:tc>
+      </w:tr>
+    </w:tbl>
+    <w:p/>
+    <w:p>
+      <w:r>
+        <w:br w:type="page"/>
+      </w:r>
+    </w:p>
+    <w:p>
+      <w:pPr>
+        <w:rPr>
+          <w:lang w:val="en-US"/>
+        </w:rPr>
+      </w:pPr>
+      <w:r>
+        <w:rPr>
+          <w:lang w:val="en-US"/>
+        </w:rPr>
+        <w:lastRenderedPageBreak/>
+        <w:t>Task3</w:t>
+      </w:r>
+    </w:p>
+    <w:tbl>
+      <w:tblPr>
+        <w:tblStyle w:val="a3"/>
+        <w:tblW w:w="0" w:type="auto"/>
+        <w:tblLook w:val="04A0" w:firstRow="1" w:lastRow="0" w:firstColumn="1" w:lastColumn="0" w:noHBand="0" w:noVBand="1"/>
+      </w:tblPr>
+      <w:tblGrid>
+        <w:gridCol w:w="1413"/>
+        <w:gridCol w:w="5103"/>
+        <w:gridCol w:w="2551"/>
+        <w:gridCol w:w="5493"/>
+      </w:tblGrid>
+      <w:tr>
+        <w:tc>
+          <w:tcPr>
+            <w:tcW w:w="1413" w:type="dxa"/>
+          </w:tcPr>
+          <w:p>
+            <w:r>
+              <w:t>Номер теста</w:t>
+            </w:r>
+          </w:p>
+        </w:tc>
+        <w:tc>
+          <w:tcPr>
+            <w:tcW w:w="5103" w:type="dxa"/>
+          </w:tcPr>
+          <w:p>
+            <w:r>
+              <w:t>действие</w:t>
+            </w:r>
+          </w:p>
+        </w:tc>
+        <w:tc>
+          <w:tcPr>
+            <w:tcW w:w="2551" w:type="dxa"/>
+          </w:tcPr>
+          <w:p>
+            <w:r>
+              <w:t>ожидаемый результат</w:t>
+            </w:r>
+          </w:p>
+        </w:tc>
+        <w:tc>
+          <w:tcPr>
+            <w:tcW w:w="5493" w:type="dxa"/>
+          </w:tcPr>
+          <w:p>
+            <w:r>
+              <w:t>полученный результат</w:t>
+            </w:r>
+          </w:p>
+        </w:tc>
+      </w:tr>
+      <w:tr>
+        <w:tc>
+          <w:tcPr>
+            <w:tcW w:w="1413" w:type="dxa"/>
+          </w:tcPr>
+          <w:p>
+            <w:pPr>
+              <w:rPr>
+                <w:lang w:val="en-US"/>
+              </w:rPr>
+            </w:pPr>
+            <w:r>
+              <w:rPr>
+                <w:lang w:val="en-US"/>
+              </w:rPr>
+              <w:t>1</w:t>
+            </w:r>
+          </w:p>
+        </w:tc>
+        <w:tc>
+          <w:tcPr>
+            <w:tcW w:w="5103" w:type="dxa"/>
+          </w:tcPr>
+          <w:p>
+            <w:r>
+              <w:t xml:space="preserve">Ввести логин </w:t>
+            </w:r>
+            <w:r>
+              <w:t>“</w:t>
+            </w:r>
+            <w:r>
+              <w:rPr>
+                <w:lang w:val="en-US"/>
+              </w:rPr>
+              <w:t>ab</w:t>
+            </w:r>
+            <w:r>
+              <w:t>”</w:t>
+            </w:r>
+            <w:r>
+              <w:t xml:space="preserve">, пароль </w:t>
+            </w:r>
+            <w:r>
+              <w:t>“</w:t>
+            </w:r>
             <w:bookmarkStart w:id="0" w:name="_GoBack"/>
+            <w:proofErr w:type="spellStart"/>
+            <w:r>
+              <w:rPr>
+                <w:lang w:val="en-US"/>
+              </w:rPr>
+              <w:t>Abcdef</w:t>
+            </w:r>
+            <w:proofErr w:type="spellEnd"/>
+            <w:r>
+              <w:t>1</w:t>
+            </w:r>
             <w:bookmarkEnd w:id="0"/>
-          </w:p>
-        </w:tc>
-        <w:tc>
-          <w:tcPr>
-            <w:tcW w:w="2551" w:type="dxa"/>
-          </w:tcPr>
-          <w:p>
-            <w:pPr>
-              <w:rPr>
-                <w:lang w:val="en-US"/>
-              </w:rPr>
-            </w:pPr>
-            <w:r>
-              <w:rPr>
-                <w:lang w:val="en-US"/>
-              </w:rPr>
-              <w:t>1.524</w:t>
-            </w:r>
-          </w:p>
-        </w:tc>
-        <w:tc>
-          <w:tcPr>
-            <w:tcW w:w="5493" w:type="dxa"/>
-          </w:tcPr>
-          <w:p>
-            <w:pPr>
-              <w:rPr>
-                <w:lang w:val="en-US"/>
-              </w:rPr>
-            </w:pPr>
-            <w:r>
-              <w:rPr>
-                <w:lang w:val="en-US"/>
-              </w:rPr>
-              <w:t>1.524</w:t>
-            </w:r>
-          </w:p>
-        </w:tc>
-      </w:tr>
-      <w:tr>
-        <w:tc>
-          <w:tcPr>
-            <w:tcW w:w="1413" w:type="dxa"/>
-          </w:tcPr>
-          <w:p>
-            <w:pPr>
-              <w:rPr>
-                <w:lang w:val="en-US"/>
-              </w:rPr>
-            </w:pPr>
-            <w:r>
-              <w:rPr>
-                <w:lang w:val="en-US"/>
-              </w:rPr>
-              <w:t>2.1</w:t>
-            </w:r>
-          </w:p>
-        </w:tc>
-        <w:tc>
-          <w:tcPr>
-            <w:tcW w:w="5103" w:type="dxa"/>
-          </w:tcPr>
-          <w:p>
-            <w:r>
-              <w:t>Asdrr1rff!</w:t>
-            </w:r>
-          </w:p>
-        </w:tc>
-        <w:tc>
-          <w:tcPr>
-            <w:tcW w:w="2551" w:type="dxa"/>
-          </w:tcPr>
-          <w:p>
-            <w:pPr>
-              <w:rPr>
-                <w:lang w:val="en-US"/>
-              </w:rPr>
-            </w:pPr>
-            <w:r>
-              <w:rPr>
-                <w:lang w:val="en-US"/>
-              </w:rPr>
-              <w:t>true</w:t>
-            </w:r>
-          </w:p>
-        </w:tc>
-        <w:tc>
-          <w:tcPr>
-            <w:tcW w:w="5493" w:type="dxa"/>
-          </w:tcPr>
-          <w:p>
-            <w:pPr>
-              <w:rPr>
-                <w:lang w:val="en-US"/>
-              </w:rPr>
-            </w:pPr>
-            <w:r>
-              <w:rPr>
-                <w:lang w:val="en-US"/>
-              </w:rPr>
-              <w:t>true</w:t>
-            </w:r>
-          </w:p>
-        </w:tc>
-      </w:tr>
-      <w:tr>
-        <w:tc>
-          <w:tcPr>
-            <w:tcW w:w="1413" w:type="dxa"/>
-          </w:tcPr>
-          <w:p>
-            <w:pPr>
-              <w:rPr>
-                <w:lang w:val="en-US"/>
-              </w:rPr>
-            </w:pPr>
-            <w:r>
-              <w:rPr>
-                <w:lang w:val="en-US"/>
-              </w:rPr>
-              <w:t>2.2</w:t>
-            </w:r>
-          </w:p>
-        </w:tc>
-        <w:tc>
-          <w:tcPr>
-            <w:tcW w:w="5103" w:type="dxa"/>
-          </w:tcPr>
-          <w:p>
-            <w:r>
-              <w:t>As!r1rrd</w:t>
-            </w:r>
-          </w:p>
-        </w:tc>
-        <w:tc>
-          <w:tcPr>
-            <w:tcW w:w="2551" w:type="dxa"/>
-          </w:tcPr>
-          <w:p>
-            <w:r>
-              <w:rPr>
-                <w:lang w:val="en-US"/>
-              </w:rPr>
-              <w:t>true</w:t>
-            </w:r>
-          </w:p>
-        </w:tc>
-        <w:tc>
-          <w:tcPr>
-            <w:tcW w:w="5493" w:type="dxa"/>
-          </w:tcPr>
-          <w:p>
-            <w:r>
-              <w:rPr>
-                <w:lang w:val="en-US"/>
-              </w:rPr>
-              <w:t>true</w:t>
-            </w:r>
-          </w:p>
-        </w:tc>
-      </w:tr>
-      <w:tr>
-        <w:tc>
-          <w:tcPr>
-            <w:tcW w:w="1413" w:type="dxa"/>
-          </w:tcPr>
-          <w:p>
-            <w:pPr>
-              <w:rPr>
-                <w:lang w:val="en-US"/>
-              </w:rPr>
-            </w:pPr>
-            <w:r>
-              <w:rPr>
-                <w:lang w:val="en-US"/>
-              </w:rPr>
-              <w:t>2.3</w:t>
-            </w:r>
-          </w:p>
-        </w:tc>
-        <w:tc>
-          <w:tcPr>
-            <w:tcW w:w="5103" w:type="dxa"/>
-          </w:tcPr>
-          <w:p>
-            <w:pPr>
-              <w:rPr>
-                <w:lang w:val="en-US"/>
-              </w:rPr>
-            </w:pPr>
-            <w:r>
-              <w:rPr>
-                <w:lang w:val="en-US"/>
-              </w:rPr>
-              <w:t>Asdff!Asd1ff!Asdff!Asd!qqqqqqq</w:t>
-            </w:r>
-          </w:p>
-        </w:tc>
-        <w:tc>
-          <w:tcPr>
-            <w:tcW w:w="2551" w:type="dxa"/>
-          </w:tcPr>
-          <w:p>
-            <w:r>
-              <w:rPr>
-                <w:lang w:val="en-US"/>
-              </w:rPr>
-              <w:t>true</w:t>
-            </w:r>
-          </w:p>
-        </w:tc>
-        <w:tc>
-          <w:tcPr>
-            <w:tcW w:w="5493" w:type="dxa"/>
-          </w:tcPr>
-          <w:p>
-            <w:r>
-              <w:rPr>
-                <w:lang w:val="en-US"/>
-              </w:rPr>
-              <w:t>true</w:t>
-            </w:r>
-          </w:p>
-        </w:tc>
-      </w:tr>
-      <w:tr>
-        <w:tc>
-          <w:tcPr>
-            <w:tcW w:w="1413" w:type="dxa"/>
-          </w:tcPr>
-          <w:p>
-            <w:pPr>
-              <w:rPr>
-                <w:lang w:val="en-US"/>
-              </w:rPr>
-            </w:pPr>
-            <w:r>
-              <w:rPr>
-                <w:lang w:val="en-US"/>
-              </w:rPr>
-              <w:t>2.4</w:t>
-            </w:r>
-          </w:p>
-        </w:tc>
-        <w:tc>
-          <w:tcPr>
-            <w:tcW w:w="5103" w:type="dxa"/>
-          </w:tcPr>
-          <w:p>
-            <w:r>
-              <w:t>A1sdff!</w:t>
-            </w:r>
-          </w:p>
-        </w:tc>
-        <w:tc>
-          <w:tcPr>
-            <w:tcW w:w="2551" w:type="dxa"/>
-          </w:tcPr>
-          <w:p>
-            <w:r>
-              <w:rPr>
-                <w:lang w:val="en-US"/>
-              </w:rPr>
-              <w:t>true</w:t>
-            </w:r>
-          </w:p>
-        </w:tc>
-        <w:tc>
-          <w:tcPr>
-            <w:tcW w:w="5493" w:type="dxa"/>
-          </w:tcPr>
-          <w:p>
-            <w:r>
-              <w:rPr>
-                <w:lang w:val="en-US"/>
-              </w:rPr>
-              <w:t>true</w:t>
-            </w:r>
-          </w:p>
-        </w:tc>
-      </w:tr>
-      <w:tr>
-        <w:tc>
-          <w:tcPr>
-            <w:tcW w:w="1413" w:type="dxa"/>
-          </w:tcPr>
-          <w:p>
-            <w:pPr>
-              <w:rPr>
-                <w:lang w:val="en-US"/>
-              </w:rPr>
-            </w:pPr>
-            <w:r>
-              <w:rPr>
-                <w:lang w:val="en-US"/>
-              </w:rPr>
-              <w:t>2.5</w:t>
-            </w:r>
-          </w:p>
-        </w:tc>
-        <w:tc>
-          <w:tcPr>
-            <w:tcW w:w="5103" w:type="dxa"/>
-          </w:tcPr>
-          <w:p>
-            <w:pPr>
-              <w:rPr>
-                <w:lang w:val="en-US"/>
-              </w:rPr>
-            </w:pPr>
-            <w:r>
-              <w:rPr>
-                <w:lang w:val="en-US"/>
-              </w:rPr>
-              <w:t>As1dff!Asdff!Asdff!Asd!Asdff!Asdff!Asdff!Asd!Asdff</w:t>
-            </w:r>
-          </w:p>
-        </w:tc>
-        <w:tc>
-          <w:tcPr>
-            <w:tcW w:w="2551" w:type="dxa"/>
-          </w:tcPr>
-          <w:p>
-            <w:pPr>
-              <w:rPr>
-                <w:lang w:val="en-US"/>
-              </w:rPr>
-            </w:pPr>
-            <w:r>
-              <w:rPr>
-                <w:lang w:val="en-US"/>
-              </w:rPr>
-              <w:t>false</w:t>
-            </w:r>
-          </w:p>
-        </w:tc>
-        <w:tc>
-          <w:tcPr>
-            <w:tcW w:w="5493" w:type="dxa"/>
-          </w:tcPr>
-          <w:p>
-            <w:pPr>
-              <w:rPr>
-                <w:lang w:val="en-US"/>
-              </w:rPr>
-            </w:pPr>
-            <w:r>
-              <w:rPr>
-                <w:lang w:val="en-US"/>
-              </w:rPr>
-              <w:t>false</w:t>
-            </w:r>
-          </w:p>
-        </w:tc>
-      </w:tr>
-      <w:tr>
-        <w:tc>
-          <w:tcPr>
-            <w:tcW w:w="1413" w:type="dxa"/>
-          </w:tcPr>
-          <w:p>
-            <w:pPr>
-              <w:rPr>
-                <w:lang w:val="en-US"/>
-              </w:rPr>
-            </w:pPr>
-            <w:r>
-              <w:rPr>
-                <w:lang w:val="en-US"/>
-              </w:rPr>
-              <w:t>2.6</w:t>
-            </w:r>
-          </w:p>
-        </w:tc>
-        <w:tc>
-          <w:tcPr>
-            <w:tcW w:w="5103" w:type="dxa"/>
-          </w:tcPr>
-          <w:p>
-            <w:proofErr w:type="spellStart"/>
-            <w:r>
-              <w:t>As!rrrdff</w:t>
-            </w:r>
-            <w:proofErr w:type="spellEnd"/>
-          </w:p>
-        </w:tc>
-        <w:tc>
-          <w:tcPr>
-            <w:tcW w:w="2551" w:type="dxa"/>
-          </w:tcPr>
-          <w:p>
-            <w:r>
-              <w:rPr>
-                <w:lang w:val="en-US"/>
-              </w:rPr>
-              <w:t>false</w:t>
-            </w:r>
-          </w:p>
-        </w:tc>
-        <w:tc>
-          <w:tcPr>
-            <w:tcW w:w="5493" w:type="dxa"/>
-          </w:tcPr>
-          <w:p>
-            <w:r>
-              <w:rPr>
-                <w:lang w:val="en-US"/>
-              </w:rPr>
-              <w:t>false</w:t>
-            </w:r>
-          </w:p>
-        </w:tc>
-      </w:tr>
-      <w:tr>
-        <w:tc>
-          <w:tcPr>
-            <w:tcW w:w="1413" w:type="dxa"/>
-          </w:tcPr>
-          <w:p>
-            <w:pPr>
-              <w:rPr>
-                <w:lang w:val="en-US"/>
-              </w:rPr>
-            </w:pPr>
-            <w:r>
-              <w:rPr>
-                <w:lang w:val="en-US"/>
-              </w:rPr>
-              <w:t>2.7</w:t>
-            </w:r>
-          </w:p>
-        </w:tc>
-        <w:tc>
-          <w:tcPr>
-            <w:tcW w:w="5103" w:type="dxa"/>
-          </w:tcPr>
-          <w:p>
-            <w:r>
-              <w:t>Asd1aaaff</w:t>
-            </w:r>
-          </w:p>
-        </w:tc>
-        <w:tc>
-          <w:tcPr>
-            <w:tcW w:w="2551" w:type="dxa"/>
-          </w:tcPr>
-          <w:p>
-            <w:r>
-              <w:rPr>
-                <w:lang w:val="en-US"/>
-              </w:rPr>
-              <w:t>false</w:t>
-            </w:r>
-          </w:p>
-        </w:tc>
-        <w:tc>
-          <w:tcPr>
-            <w:tcW w:w="5493" w:type="dxa"/>
-          </w:tcPr>
-          <w:p>
-            <w:r>
-              <w:rPr>
-                <w:lang w:val="en-US"/>
-              </w:rPr>
-              <w:t>false</w:t>
-            </w:r>
-          </w:p>
-        </w:tc>
-      </w:tr>
-      <w:tr>
-        <w:tc>
-          <w:tcPr>
-            <w:tcW w:w="1413" w:type="dxa"/>
-          </w:tcPr>
-          <w:p>
-            <w:pPr>
-              <w:rPr>
-                <w:lang w:val="en-US"/>
-              </w:rPr>
-            </w:pPr>
-            <w:r>
-              <w:rPr>
-                <w:lang w:val="en-US"/>
-              </w:rPr>
-              <w:t>2.8</w:t>
-            </w:r>
-          </w:p>
-        </w:tc>
-        <w:tc>
-          <w:tcPr>
-            <w:tcW w:w="5103" w:type="dxa"/>
-          </w:tcPr>
-          <w:p>
-            <w:r>
-              <w:t>ASDFG1HJKL!</w:t>
-            </w:r>
-          </w:p>
-        </w:tc>
-        <w:tc>
-          <w:tcPr>
-            <w:tcW w:w="2551" w:type="dxa"/>
-          </w:tcPr>
-          <w:p>
-            <w:r>
-              <w:rPr>
-                <w:lang w:val="en-US"/>
-              </w:rPr>
-              <w:t>false</w:t>
-            </w:r>
-          </w:p>
-        </w:tc>
-        <w:tc>
-          <w:tcPr>
-            <w:tcW w:w="5493" w:type="dxa"/>
-          </w:tcPr>
-          <w:p>
-            <w:r>
-              <w:rPr>
-                <w:lang w:val="en-US"/>
-              </w:rPr>
-              <w:t>false</w:t>
-            </w:r>
-          </w:p>
-        </w:tc>
-      </w:tr>
-      <w:tr>
-        <w:tc>
-          <w:tcPr>
-            <w:tcW w:w="1413" w:type="dxa"/>
-          </w:tcPr>
-          <w:p>
-            <w:pPr>
-              <w:rPr>
-                <w:lang w:val="en-US"/>
-              </w:rPr>
-            </w:pPr>
-            <w:r>
-              <w:rPr>
-                <w:lang w:val="en-US"/>
-              </w:rPr>
-              <w:t>2.9</w:t>
-            </w:r>
-          </w:p>
-        </w:tc>
-        <w:tc>
-          <w:tcPr>
-            <w:tcW w:w="5103" w:type="dxa"/>
-          </w:tcPr>
-          <w:p>
-            <w:r>
-              <w:t>aaaa1sdff!</w:t>
-            </w:r>
-          </w:p>
-        </w:tc>
-        <w:tc>
-          <w:tcPr>
-            <w:tcW w:w="2551" w:type="dxa"/>
-          </w:tcPr>
-          <w:p>
-            <w:r>
-              <w:rPr>
-                <w:lang w:val="en-US"/>
-              </w:rPr>
-              <w:t>false</w:t>
-            </w:r>
-          </w:p>
-        </w:tc>
-        <w:tc>
-          <w:tcPr>
-            <w:tcW w:w="5493" w:type="dxa"/>
-          </w:tcPr>
-          <w:p>
-            <w:r>
-              <w:rPr>
-                <w:lang w:val="en-US"/>
-              </w:rPr>
-              <w:t>false</w:t>
-            </w:r>
-          </w:p>
-        </w:tc>
-      </w:tr>
-      <w:tr>
-        <w:tc>
-          <w:tcPr>
-            <w:tcW w:w="1413" w:type="dxa"/>
-          </w:tcPr>
-          <w:p>
-            <w:pPr>
-              <w:rPr>
-                <w:lang w:val="en-US"/>
-              </w:rPr>
-            </w:pPr>
-            <w:r>
-              <w:rPr>
-                <w:lang w:val="en-US"/>
-              </w:rPr>
-              <w:t>2.10</w:t>
-            </w:r>
-          </w:p>
-        </w:tc>
-        <w:tc>
-          <w:tcPr>
-            <w:tcW w:w="5103" w:type="dxa"/>
-          </w:tcPr>
-          <w:p>
-            <w:r>
-              <w:rPr>
-                <w:lang w:val="en-US"/>
-              </w:rPr>
-              <w:t>A</w:t>
-            </w:r>
-            <w:r>
-              <w:t>aaa1sdffё!</w:t>
-            </w:r>
-          </w:p>
-        </w:tc>
-        <w:tc>
-          <w:tcPr>
-            <w:tcW w:w="2551" w:type="dxa"/>
-          </w:tcPr>
-          <w:p>
-            <w:r>
-              <w:rPr>
-                <w:lang w:val="en-US"/>
-              </w:rPr>
-              <w:t>false</w:t>
-            </w:r>
-          </w:p>
-        </w:tc>
-        <w:tc>
-          <w:tcPr>
-            <w:tcW w:w="5493" w:type="dxa"/>
-          </w:tcPr>
-          <w:p>
-            <w:r>
-              <w:rPr>
-                <w:lang w:val="en-US"/>
-              </w:rPr>
-              <w:t>false</w:t>
-            </w:r>
-          </w:p>
-        </w:tc>
-      </w:tr>
-      <w:tr>
-        <w:tc>
-          <w:tcPr>
-            <w:tcW w:w="1413" w:type="dxa"/>
-          </w:tcPr>
-          <w:p>
-            <w:pPr>
-              <w:rPr>
-                <w:lang w:val="en-US"/>
-              </w:rPr>
-            </w:pPr>
-            <w:r>
-              <w:rPr>
-                <w:lang w:val="en-US"/>
-              </w:rPr>
-              <w:t>2.11</w:t>
-            </w:r>
-          </w:p>
-        </w:tc>
-        <w:tc>
-          <w:tcPr>
-            <w:tcW w:w="5103" w:type="dxa"/>
-          </w:tcPr>
-          <w:p>
-            <w:r>
-              <w:t>""</w:t>
-            </w:r>
-            <w:r>
-              <w:t xml:space="preserve"> -  пустая строка</w:t>
-            </w:r>
-          </w:p>
-        </w:tc>
-        <w:tc>
-          <w:tcPr>
-            <w:tcW w:w="2551" w:type="dxa"/>
-          </w:tcPr>
-          <w:p>
-            <w:r>
-              <w:rPr>
-                <w:lang w:val="en-US"/>
-              </w:rPr>
-              <w:t>false</w:t>
-            </w:r>
-          </w:p>
-        </w:tc>
-        <w:tc>
-          <w:tcPr>
-            <w:tcW w:w="5493" w:type="dxa"/>
-          </w:tcPr>
-          <w:p>
-            <w:r>
-              <w:rPr>
-                <w:lang w:val="en-US"/>
-              </w:rPr>
-              <w:t>false</w:t>
-            </w:r>
-          </w:p>
-        </w:tc>
-      </w:tr>
-      <w:tr>
-        <w:tc>
-          <w:tcPr>
-            <w:tcW w:w="1413" w:type="dxa"/>
-          </w:tcPr>
-          <w:p>
-            <w:r>
-              <w:t>2.12</w:t>
-            </w:r>
-          </w:p>
-        </w:tc>
-        <w:tc>
-          <w:tcPr>
-            <w:tcW w:w="5103" w:type="dxa"/>
-          </w:tcPr>
-          <w:p>
-            <w:r>
-              <w:rPr>
-                <w:lang w:val="en-US"/>
-              </w:rPr>
-              <w:t>null</w:t>
-            </w:r>
-          </w:p>
-        </w:tc>
-        <w:tc>
-          <w:tcPr>
-            <w:tcW w:w="2551" w:type="dxa"/>
-          </w:tcPr>
-          <w:p>
-            <w:r>
-              <w:rPr>
-                <w:lang w:val="en-US"/>
-              </w:rPr>
-              <w:t>false</w:t>
-            </w:r>
-          </w:p>
-        </w:tc>
-        <w:tc>
-          <w:tcPr>
-            <w:tcW w:w="5493" w:type="dxa"/>
-          </w:tcPr>
-          <w:p>
-            <w:r>
-              <w:rPr>
-                <w:lang w:val="en-US"/>
-              </w:rPr>
-              <w:t>false</w:t>
-            </w:r>
-          </w:p>
+            <w:r>
+              <w:t>”</w:t>
+            </w:r>
+            <w:r>
+              <w:t xml:space="preserve">, </w:t>
+            </w:r>
+            <w:r>
+              <w:rPr>
+                <w:lang w:val="en-US"/>
+              </w:rPr>
+              <w:t>email</w:t>
+            </w:r>
+            <w:r>
+              <w:t xml:space="preserve"> </w:t>
+            </w:r>
+            <w:r>
+              <w:t>“”</w:t>
+            </w:r>
+            <w:r>
+              <w:t>, нажать «зарегистрироваться»</w:t>
+            </w:r>
+          </w:p>
+        </w:tc>
+        <w:tc>
+          <w:tcPr>
+            <w:tcW w:w="2551" w:type="dxa"/>
+          </w:tcPr>
+          <w:p/>
+        </w:tc>
+        <w:tc>
+          <w:tcPr>
+            <w:tcW w:w="5493" w:type="dxa"/>
+          </w:tcPr>
+          <w:p/>
+        </w:tc>
+      </w:tr>
+      <w:tr>
+        <w:tc>
+          <w:tcPr>
+            <w:tcW w:w="1413" w:type="dxa"/>
+          </w:tcPr>
+          <w:p>
+            <w:pPr>
+              <w:rPr>
+                <w:lang w:val="en-US"/>
+              </w:rPr>
+            </w:pPr>
+            <w:r>
+              <w:rPr>
+                <w:lang w:val="en-US"/>
+              </w:rPr>
+              <w:t>2</w:t>
+            </w:r>
+          </w:p>
+        </w:tc>
+        <w:tc>
+          <w:tcPr>
+            <w:tcW w:w="5103" w:type="dxa"/>
+          </w:tcPr>
+          <w:p>
+            <w:r>
+              <w:t xml:space="preserve">Ввести логин </w:t>
+            </w:r>
+            <w:r>
+              <w:t>“”</w:t>
+            </w:r>
+            <w:r>
+              <w:t xml:space="preserve">, пароль </w:t>
+            </w:r>
+            <w:r>
+              <w:t>“”</w:t>
+            </w:r>
+            <w:r>
+              <w:t xml:space="preserve">, </w:t>
+            </w:r>
+            <w:r>
+              <w:rPr>
+                <w:lang w:val="en-US"/>
+              </w:rPr>
+              <w:t>email</w:t>
+            </w:r>
+            <w:r>
+              <w:t xml:space="preserve"> “”</w:t>
+            </w:r>
+            <w:r>
+              <w:t>, нажать «зарегистрироваться»</w:t>
+            </w:r>
+          </w:p>
+        </w:tc>
+        <w:tc>
+          <w:tcPr>
+            <w:tcW w:w="2551" w:type="dxa"/>
+          </w:tcPr>
+          <w:p/>
+        </w:tc>
+        <w:tc>
+          <w:tcPr>
+            <w:tcW w:w="5493" w:type="dxa"/>
+          </w:tcPr>
+          <w:p/>
+        </w:tc>
+      </w:tr>
+      <w:tr>
+        <w:tc>
+          <w:tcPr>
+            <w:tcW w:w="1413" w:type="dxa"/>
+          </w:tcPr>
+          <w:p>
+            <w:pPr>
+              <w:rPr>
+                <w:lang w:val="en-US"/>
+              </w:rPr>
+            </w:pPr>
+            <w:r>
+              <w:rPr>
+                <w:lang w:val="en-US"/>
+              </w:rPr>
+              <w:t>3</w:t>
+            </w:r>
+          </w:p>
+        </w:tc>
+        <w:tc>
+          <w:tcPr>
+            <w:tcW w:w="5103" w:type="dxa"/>
+          </w:tcPr>
+          <w:p>
+            <w:r>
+              <w:t xml:space="preserve">Ввести логин </w:t>
+            </w:r>
+            <w:r>
+              <w:t>“”</w:t>
+            </w:r>
+            <w:r>
+              <w:t xml:space="preserve">, пароль </w:t>
+            </w:r>
+            <w:r>
+              <w:t>“”</w:t>
+            </w:r>
+            <w:r>
+              <w:t xml:space="preserve">, </w:t>
+            </w:r>
+            <w:r>
+              <w:rPr>
+                <w:lang w:val="en-US"/>
+              </w:rPr>
+              <w:t>email</w:t>
+            </w:r>
+            <w:r>
+              <w:t xml:space="preserve"> “”</w:t>
+            </w:r>
+            <w:r>
+              <w:t>, нажать «зарегистрироваться»</w:t>
+            </w:r>
+          </w:p>
+        </w:tc>
+        <w:tc>
+          <w:tcPr>
+            <w:tcW w:w="2551" w:type="dxa"/>
+          </w:tcPr>
+          <w:p/>
+        </w:tc>
+        <w:tc>
+          <w:tcPr>
+            <w:tcW w:w="5493" w:type="dxa"/>
+          </w:tcPr>
+          <w:p/>
+        </w:tc>
+      </w:tr>
+      <w:tr>
+        <w:tc>
+          <w:tcPr>
+            <w:tcW w:w="1413" w:type="dxa"/>
+          </w:tcPr>
+          <w:p>
+            <w:pPr>
+              <w:rPr>
+                <w:lang w:val="en-US"/>
+              </w:rPr>
+            </w:pPr>
+            <w:r>
+              <w:rPr>
+                <w:lang w:val="en-US"/>
+              </w:rPr>
+              <w:t>4</w:t>
+            </w:r>
+          </w:p>
+        </w:tc>
+        <w:tc>
+          <w:tcPr>
+            <w:tcW w:w="5103" w:type="dxa"/>
+          </w:tcPr>
+          <w:p>
+            <w:r>
+              <w:t xml:space="preserve">Ввести логин </w:t>
+            </w:r>
+            <w:r>
+              <w:t>“”</w:t>
+            </w:r>
+            <w:r>
+              <w:t xml:space="preserve">, пароль </w:t>
+            </w:r>
+            <w:r>
+              <w:t>“”</w:t>
+            </w:r>
+            <w:r>
+              <w:t xml:space="preserve">, </w:t>
+            </w:r>
+            <w:r>
+              <w:rPr>
+                <w:lang w:val="en-US"/>
+              </w:rPr>
+              <w:t>email</w:t>
+            </w:r>
+            <w:r>
+              <w:t xml:space="preserve"> “”</w:t>
+            </w:r>
+            <w:r>
+              <w:t>, нажать «зарегистрироваться»</w:t>
+            </w:r>
+          </w:p>
+        </w:tc>
+        <w:tc>
+          <w:tcPr>
+            <w:tcW w:w="2551" w:type="dxa"/>
+          </w:tcPr>
+          <w:p/>
+        </w:tc>
+        <w:tc>
+          <w:tcPr>
+            <w:tcW w:w="5493" w:type="dxa"/>
+          </w:tcPr>
+          <w:p/>
+        </w:tc>
+      </w:tr>
+      <w:tr>
+        <w:tc>
+          <w:tcPr>
+            <w:tcW w:w="1413" w:type="dxa"/>
+          </w:tcPr>
+          <w:p>
+            <w:pPr>
+              <w:rPr>
+                <w:lang w:val="en-US"/>
+              </w:rPr>
+            </w:pPr>
+            <w:r>
+              <w:rPr>
+                <w:lang w:val="en-US"/>
+              </w:rPr>
+              <w:t>5</w:t>
+            </w:r>
+          </w:p>
+        </w:tc>
+        <w:tc>
+          <w:tcPr>
+            <w:tcW w:w="5103" w:type="dxa"/>
+          </w:tcPr>
+          <w:p>
+            <w:r>
+              <w:t xml:space="preserve">Ввести логин </w:t>
+            </w:r>
+            <w:r>
+              <w:t>“”</w:t>
+            </w:r>
+            <w:r>
+              <w:t xml:space="preserve">, пароль </w:t>
+            </w:r>
+            <w:r>
+              <w:t>“”</w:t>
+            </w:r>
+            <w:r>
+              <w:t xml:space="preserve">, </w:t>
+            </w:r>
+            <w:r>
+              <w:rPr>
+                <w:lang w:val="en-US"/>
+              </w:rPr>
+              <w:t>email</w:t>
+            </w:r>
+            <w:r>
+              <w:t xml:space="preserve"> “”</w:t>
+            </w:r>
+            <w:r>
+              <w:t>, нажать «зарегистрироваться»</w:t>
+            </w:r>
+          </w:p>
+        </w:tc>
+        <w:tc>
+          <w:tcPr>
+            <w:tcW w:w="2551" w:type="dxa"/>
+          </w:tcPr>
+          <w:p/>
+        </w:tc>
+        <w:tc>
+          <w:tcPr>
+            <w:tcW w:w="5493" w:type="dxa"/>
+          </w:tcPr>
+          <w:p/>
+        </w:tc>
+      </w:tr>
+      <w:tr>
+        <w:tc>
+          <w:tcPr>
+            <w:tcW w:w="1413" w:type="dxa"/>
+          </w:tcPr>
+          <w:p>
+            <w:pPr>
+              <w:rPr>
+                <w:lang w:val="en-US"/>
+              </w:rPr>
+            </w:pPr>
+            <w:r>
+              <w:rPr>
+                <w:lang w:val="en-US"/>
+              </w:rPr>
+              <w:t>6</w:t>
+            </w:r>
+          </w:p>
+        </w:tc>
+        <w:tc>
+          <w:tcPr>
+            <w:tcW w:w="5103" w:type="dxa"/>
+          </w:tcPr>
+          <w:p>
+            <w:r>
+              <w:t xml:space="preserve">Ввести логин </w:t>
+            </w:r>
+            <w:r>
+              <w:t>“”</w:t>
+            </w:r>
+            <w:r>
+              <w:t xml:space="preserve">, пароль </w:t>
+            </w:r>
+            <w:r>
+              <w:t>“”</w:t>
+            </w:r>
+            <w:r>
+              <w:t xml:space="preserve">, </w:t>
+            </w:r>
+            <w:r>
+              <w:rPr>
+                <w:lang w:val="en-US"/>
+              </w:rPr>
+              <w:t>email</w:t>
+            </w:r>
+            <w:r>
+              <w:t xml:space="preserve"> “”</w:t>
+            </w:r>
+            <w:r>
+              <w:t>, нажать «зарегистрироваться»</w:t>
+            </w:r>
+          </w:p>
+        </w:tc>
+        <w:tc>
+          <w:tcPr>
+            <w:tcW w:w="2551" w:type="dxa"/>
+          </w:tcPr>
+          <w:p/>
+        </w:tc>
+        <w:tc>
+          <w:tcPr>
+            <w:tcW w:w="5493" w:type="dxa"/>
+          </w:tcPr>
+          <w:p/>
+        </w:tc>
+      </w:tr>
+      <w:tr>
+        <w:tc>
+          <w:tcPr>
+            <w:tcW w:w="1413" w:type="dxa"/>
+          </w:tcPr>
+          <w:p>
+            <w:pPr>
+              <w:rPr>
+                <w:lang w:val="en-US"/>
+              </w:rPr>
+            </w:pPr>
+            <w:r>
+              <w:rPr>
+                <w:lang w:val="en-US"/>
+              </w:rPr>
+              <w:t>7</w:t>
+            </w:r>
+          </w:p>
+        </w:tc>
+        <w:tc>
+          <w:tcPr>
+            <w:tcW w:w="5103" w:type="dxa"/>
+          </w:tcPr>
+          <w:p/>
+        </w:tc>
+        <w:tc>
+          <w:tcPr>
+            <w:tcW w:w="2551" w:type="dxa"/>
+          </w:tcPr>
+          <w:p>
+            <w:pPr>
+              <w:rPr>
+                <w:lang w:val="en-US"/>
+              </w:rPr>
+            </w:pPr>
+          </w:p>
+        </w:tc>
+        <w:tc>
+          <w:tcPr>
+            <w:tcW w:w="5493" w:type="dxa"/>
+          </w:tcPr>
+          <w:p>
+            <w:pPr>
+              <w:rPr>
+                <w:lang w:val="en-US"/>
+              </w:rPr>
+            </w:pPr>
+          </w:p>
+        </w:tc>
+      </w:tr>
+      <w:tr>
+        <w:tc>
+          <w:tcPr>
+            <w:tcW w:w="1413" w:type="dxa"/>
+          </w:tcPr>
+          <w:p>
+            <w:pPr>
+              <w:rPr>
+                <w:lang w:val="en-US"/>
+              </w:rPr>
+            </w:pPr>
+            <w:r>
+              <w:rPr>
+                <w:lang w:val="en-US"/>
+              </w:rPr>
+              <w:t>8</w:t>
+            </w:r>
+          </w:p>
+        </w:tc>
+        <w:tc>
+          <w:tcPr>
+            <w:tcW w:w="5103" w:type="dxa"/>
+          </w:tcPr>
+          <w:p/>
+        </w:tc>
+        <w:tc>
+          <w:tcPr>
+            <w:tcW w:w="2551" w:type="dxa"/>
+          </w:tcPr>
+          <w:p>
+            <w:pPr>
+              <w:rPr>
+                <w:lang w:val="en-US"/>
+              </w:rPr>
+            </w:pPr>
+          </w:p>
+        </w:tc>
+        <w:tc>
+          <w:tcPr>
+            <w:tcW w:w="5493" w:type="dxa"/>
+          </w:tcPr>
+          <w:p>
+            <w:pPr>
+              <w:rPr>
+                <w:lang w:val="en-US"/>
+              </w:rPr>
+            </w:pPr>
+          </w:p>
+        </w:tc>
+      </w:tr>
+      <w:tr>
+        <w:tc>
+          <w:tcPr>
+            <w:tcW w:w="1413" w:type="dxa"/>
+          </w:tcPr>
+          <w:p>
+            <w:pPr>
+              <w:rPr>
+                <w:lang w:val="en-US"/>
+              </w:rPr>
+            </w:pPr>
+            <w:r>
+              <w:rPr>
+                <w:lang w:val="en-US"/>
+              </w:rPr>
+              <w:t>9</w:t>
+            </w:r>
+          </w:p>
+        </w:tc>
+        <w:tc>
+          <w:tcPr>
+            <w:tcW w:w="5103" w:type="dxa"/>
+          </w:tcPr>
+          <w:p/>
+        </w:tc>
+        <w:tc>
+          <w:tcPr>
+            <w:tcW w:w="2551" w:type="dxa"/>
+          </w:tcPr>
+          <w:p/>
+        </w:tc>
+        <w:tc>
+          <w:tcPr>
+            <w:tcW w:w="5493" w:type="dxa"/>
+          </w:tcPr>
+          <w:p/>
+        </w:tc>
+      </w:tr>
+      <w:tr>
+        <w:tc>
+          <w:tcPr>
+            <w:tcW w:w="1413" w:type="dxa"/>
+          </w:tcPr>
+          <w:p>
+            <w:pPr>
+              <w:rPr>
+                <w:lang w:val="en-US"/>
+              </w:rPr>
+            </w:pPr>
+            <w:r>
+              <w:rPr>
+                <w:lang w:val="en-US"/>
+              </w:rPr>
+              <w:t>10</w:t>
+            </w:r>
+          </w:p>
+        </w:tc>
+        <w:tc>
+          <w:tcPr>
+            <w:tcW w:w="5103" w:type="dxa"/>
+          </w:tcPr>
+          <w:p>
+            <w:pPr>
+              <w:rPr>
+                <w:lang w:val="en-US"/>
+              </w:rPr>
+            </w:pPr>
+          </w:p>
+        </w:tc>
+        <w:tc>
+          <w:tcPr>
+            <w:tcW w:w="2551" w:type="dxa"/>
+          </w:tcPr>
+          <w:p/>
+        </w:tc>
+        <w:tc>
+          <w:tcPr>
+            <w:tcW w:w="5493" w:type="dxa"/>
+          </w:tcPr>
+          <w:p/>
+        </w:tc>
+      </w:tr>
+      <w:tr>
+        <w:tc>
+          <w:tcPr>
+            <w:tcW w:w="1413" w:type="dxa"/>
+          </w:tcPr>
+          <w:p>
+            <w:pPr>
+              <w:rPr>
+                <w:lang w:val="en-US"/>
+              </w:rPr>
+            </w:pPr>
+            <w:r>
+              <w:rPr>
+                <w:lang w:val="en-US"/>
+              </w:rPr>
+              <w:t>11</w:t>
+            </w:r>
+          </w:p>
+        </w:tc>
+        <w:tc>
+          <w:tcPr>
+            <w:tcW w:w="5103" w:type="dxa"/>
+          </w:tcPr>
+          <w:p/>
+        </w:tc>
+        <w:tc>
+          <w:tcPr>
+            <w:tcW w:w="2551" w:type="dxa"/>
+          </w:tcPr>
+          <w:p/>
+        </w:tc>
+        <w:tc>
+          <w:tcPr>
+            <w:tcW w:w="5493" w:type="dxa"/>
+          </w:tcPr>
+          <w:p/>
+        </w:tc>
+      </w:tr>
+      <w:tr>
+        <w:tc>
+          <w:tcPr>
+            <w:tcW w:w="1413" w:type="dxa"/>
+          </w:tcPr>
+          <w:p>
+            <w:pPr>
+              <w:rPr>
+                <w:lang w:val="en-US"/>
+              </w:rPr>
+            </w:pPr>
+            <w:r>
+              <w:rPr>
+                <w:lang w:val="en-US"/>
+              </w:rPr>
+              <w:t>12</w:t>
+            </w:r>
+          </w:p>
+        </w:tc>
+        <w:tc>
+          <w:tcPr>
+            <w:tcW w:w="5103" w:type="dxa"/>
+          </w:tcPr>
+          <w:p>
+            <w:r>
+              <w:t xml:space="preserve">Ввести логин </w:t>
+            </w:r>
+            <w:r>
+              <w:t>“”</w:t>
+            </w:r>
+            <w:r>
+              <w:t xml:space="preserve">, пароль </w:t>
+            </w:r>
+            <w:r>
+              <w:t>“”</w:t>
+            </w:r>
+            <w:r>
+              <w:t xml:space="preserve">, </w:t>
+            </w:r>
+            <w:r>
+              <w:rPr>
+                <w:lang w:val="en-US"/>
+              </w:rPr>
+              <w:t>email</w:t>
+            </w:r>
+            <w:r>
+              <w:t xml:space="preserve"> “”</w:t>
+            </w:r>
+            <w:r>
+              <w:t>, нажать «зарегистрироваться»</w:t>
+            </w:r>
+          </w:p>
+        </w:tc>
+        <w:tc>
+          <w:tcPr>
+            <w:tcW w:w="2551" w:type="dxa"/>
+          </w:tcPr>
+          <w:p/>
+        </w:tc>
+        <w:tc>
+          <w:tcPr>
+            <w:tcW w:w="5493" w:type="dxa"/>
+          </w:tcPr>
+          <w:p/>
         </w:tc>
       </w:tr>
     </w:tbl>
+    <w:p/>
     <w:p/>
     <w:sectPr>
       <w:pgSz w:w="16838" w:h="11906" w:orient="landscape"/>
@@ -3084,6 +3733,7 @@
   <w:style w:type="paragraph" w:default="1" w:styleId="a">
     <w:name w:val="Normal"/>
     <w:qFormat/>
+    <w:rsid w:val="007000C5"/>
   </w:style>
   <w:style w:type="character" w:default="1" w:styleId="a0">
     <w:name w:val="Default Paragraph Font"/>
@@ -3400,7 +4050,7 @@
 </file>
 
 <file path=customXml/itemProps1.xml><?xml version="1.0" encoding="utf-8"?>
-<ds:datastoreItem xmlns:ds="http://schemas.openxmlformats.org/officeDocument/2006/customXml" ds:itemID="{AD354A08-9632-45D8-8B5D-401DB1F4B894}">
+<ds:datastoreItem xmlns:ds="http://schemas.openxmlformats.org/officeDocument/2006/customXml" ds:itemID="{E7BE6B40-8619-4E4F-AD29-50FE83E27EE9}">
   <ds:schemaRefs>
     <ds:schemaRef ds:uri="http://schemas.openxmlformats.org/officeDocument/2006/bibliography"/>
   </ds:schemaRefs>
